--- a/Collatio/3/1. Textos/2. Limpios/3-B.docx
+++ b/Collatio/3/1. Textos/2. Limpios/3-B.docx
@@ -1,21 +1,24 @@
 
 <file path=word/document.xml><?xml version="1.0" encoding="utf-8"?>
-<w:document xmlns:wpc="http://schemas.microsoft.com/office/word/2010/wordprocessingCanvas" xmlns:cx="http://schemas.microsoft.com/office/drawing/2014/chartex" xmlns:cx1="http://schemas.microsoft.com/office/drawing/2015/9/8/chartex" xmlns:cx2="http://schemas.microsoft.com/office/drawing/2015/10/21/chartex" xmlns:cx3="http://schemas.microsoft.com/office/drawing/2016/5/9/chartex" xmlns:cx4="http://schemas.microsoft.com/office/drawing/2016/5/10/chartex" xmlns:cx5="http://schemas.microsoft.com/office/drawing/2016/5/11/chartex" xmlns:cx6="http://schemas.microsoft.com/office/drawing/2016/5/12/chartex" xmlns:cx7="http://schemas.microsoft.com/office/drawing/2016/5/13/chartex" xmlns:cx8="http://schemas.microsoft.com/office/drawing/2016/5/14/chartex" xmlns:mc="http://schemas.openxmlformats.org/markup-compatibility/2006" xmlns:aink="http://schemas.microsoft.com/office/drawing/2016/ink" xmlns:am3d="http://schemas.microsoft.com/office/drawing/2017/model3d" xmlns:o="urn:schemas-microsoft-com:office:office" xmlns:oel="http://schemas.microsoft.com/office/2019/extlst" xmlns:r="http://schemas.openxmlformats.org/officeDocument/2006/relationships" xmlns:m="http://schemas.openxmlformats.org/officeDocument/2006/math" xmlns:v="urn:schemas-microsoft-com:vml" xmlns:wp14="http://schemas.microsoft.com/office/word/2010/wordprocessingDrawing" xmlns:wp="http://schemas.openxmlformats.org/drawingml/2006/wordprocessingDrawing" xmlns:w10="urn:schemas-microsoft-com:office:word" xmlns:w="http://schemas.openxmlformats.org/wordprocessingml/2006/main" xmlns:w14="http://schemas.microsoft.com/office/word/2010/wordml" xmlns:w15="http://schemas.microsoft.com/office/word/2012/wordml" xmlns:w16cex="http://schemas.microsoft.com/office/word/2018/wordml/cex" xmlns:w16cid="http://schemas.microsoft.com/office/word/2016/wordml/cid" xmlns:w16="http://schemas.microsoft.com/office/word/2018/wordml" xmlns:w16sdtdh="http://schemas.microsoft.com/office/word/2020/wordml/sdtdatahash" xmlns:w16se="http://schemas.microsoft.com/office/word/2015/wordml/symex" xmlns:wpg="http://schemas.microsoft.com/office/word/2010/wordprocessingGroup" xmlns:wpi="http://schemas.microsoft.com/office/word/2010/wordprocessingInk" xmlns:wne="http://schemas.microsoft.com/office/word/2006/wordml" xmlns:wps="http://schemas.microsoft.com/office/word/2010/wordprocessingShape" mc:Ignorable="w14 w15 w16se w16cid w16 w16cex w16sdtdh wp14">
+<w:document xmlns:wpc="http://schemas.microsoft.com/office/word/2010/wordprocessingCanvas" xmlns:cx="http://schemas.microsoft.com/office/drawing/2014/chartex" xmlns:cx1="http://schemas.microsoft.com/office/drawing/2015/9/8/chartex" xmlns:cx2="http://schemas.microsoft.com/office/drawing/2015/10/21/chartex" xmlns:cx3="http://schemas.microsoft.com/office/drawing/2016/5/9/chartex" xmlns:cx4="http://schemas.microsoft.com/office/drawing/2016/5/10/chartex" xmlns:cx5="http://schemas.microsoft.com/office/drawing/2016/5/11/chartex" xmlns:cx6="http://schemas.microsoft.com/office/drawing/2016/5/12/chartex" xmlns:cx7="http://schemas.microsoft.com/office/drawing/2016/5/13/chartex" xmlns:cx8="http://schemas.microsoft.com/office/drawing/2016/5/14/chartex" xmlns:mc="http://schemas.openxmlformats.org/markup-compatibility/2006" xmlns:aink="http://schemas.microsoft.com/office/drawing/2016/ink" xmlns:am3d="http://schemas.microsoft.com/office/drawing/2017/model3d" xmlns:o="urn:schemas-microsoft-com:office:office" xmlns:oel="http://schemas.microsoft.com/office/2019/extlst" xmlns:r="http://schemas.openxmlformats.org/officeDocument/2006/relationships" xmlns:m="http://schemas.openxmlformats.org/officeDocument/2006/math" xmlns:v="urn:schemas-microsoft-com:vml" xmlns:wp14="http://schemas.microsoft.com/office/word/2010/wordprocessingDrawing" xmlns:wp="http://schemas.openxmlformats.org/drawingml/2006/wordprocessingDrawing" xmlns:w10="urn:schemas-microsoft-com:office:word" xmlns:w="http://schemas.openxmlformats.org/wordprocessingml/2006/main" xmlns:w14="http://schemas.microsoft.com/office/word/2010/wordml" xmlns:w15="http://schemas.microsoft.com/office/word/2012/wordml" xmlns:w16cex="http://schemas.microsoft.com/office/word/2018/wordml/cex" xmlns:w16cid="http://schemas.microsoft.com/office/word/2016/wordml/cid" xmlns:w16="http://schemas.microsoft.com/office/word/2018/wordml" xmlns:w16du="http://schemas.microsoft.com/office/word/2023/wordml/word16du" xmlns:w16sdtdh="http://schemas.microsoft.com/office/word/2020/wordml/sdtdatahash" xmlns:w16sdtfl="http://schemas.microsoft.com/office/word/2024/wordml/sdtformatlock" xmlns:w16se="http://schemas.microsoft.com/office/word/2015/wordml/symex" xmlns:wpg="http://schemas.microsoft.com/office/word/2010/wordprocessingGroup" xmlns:wpi="http://schemas.microsoft.com/office/word/2010/wordprocessingInk" xmlns:wne="http://schemas.microsoft.com/office/word/2006/wordml" xmlns:wps="http://schemas.microsoft.com/office/word/2010/wordprocessingShape" mc:Ignorable="w14 w15 w16se w16cid w16 w16cex w16sdtdh w16sdtfl w16du wp14">
   <w:body>
     <w:p>
       <w:pPr>
         <w:rPr>
+          <w:rFonts w:ascii="Brill" w:hAnsi="Brill"/>
           <w:lang w:val="es-ES"/>
         </w:rPr>
       </w:pPr>
       <w:r>
         <w:rPr>
+          <w:rFonts w:ascii="Brill" w:hAnsi="Brill"/>
           <w:lang w:val="es-ES"/>
         </w:rPr>
         <w:t>P</w:t>
       </w:r>
       <w:r>
         <w:rPr>
+          <w:rFonts w:ascii="Brill" w:hAnsi="Brill"/>
           <w:lang w:val="es-ES"/>
         </w:rPr>
         <w:t xml:space="preserve">regunto el </w:t>
@@ -23,6 +26,7 @@
       <w:proofErr w:type="spellStart"/>
       <w:r>
         <w:rPr>
+          <w:rFonts w:ascii="Brill" w:hAnsi="Brill"/>
           <w:lang w:val="es-ES"/>
         </w:rPr>
         <w:t>decipulo</w:t>
@@ -30,6 +34,7 @@
       <w:proofErr w:type="spellEnd"/>
       <w:r>
         <w:rPr>
+          <w:rFonts w:ascii="Brill" w:hAnsi="Brill"/>
           <w:lang w:val="es-ES"/>
         </w:rPr>
         <w:t xml:space="preserve"> maestro ruego te que me digas </w:t>
@@ -37,6 +42,7 @@
       <w:proofErr w:type="spellStart"/>
       <w:r>
         <w:rPr>
+          <w:rFonts w:ascii="Brill" w:hAnsi="Brill"/>
           <w:lang w:val="es-ES"/>
         </w:rPr>
         <w:t>quando</w:t>
@@ -44,6 +50,7 @@
       <w:proofErr w:type="spellEnd"/>
       <w:r>
         <w:rPr>
+          <w:rFonts w:ascii="Brill" w:hAnsi="Brill"/>
           <w:lang w:val="es-ES"/>
         </w:rPr>
         <w:t xml:space="preserve"> dios </w:t>
@@ -51,6 +58,7 @@
       <w:proofErr w:type="spellStart"/>
       <w:r>
         <w:rPr>
+          <w:rFonts w:ascii="Brill" w:hAnsi="Brill"/>
           <w:lang w:val="es-ES"/>
         </w:rPr>
         <w:t>vieno</w:t>
@@ -58,27 +66,15 @@
       <w:proofErr w:type="spellEnd"/>
       <w:r>
         <w:rPr>
-          <w:lang w:val="es-ES"/>
-        </w:rPr>
-        <w:t xml:space="preserve"> a </w:t>
-      </w:r>
-      <w:proofErr w:type="spellStart"/>
-      <w:r>
-        <w:rPr>
-          <w:lang w:val="es-ES"/>
-        </w:rPr>
-        <w:t>fazer</w:t>
-      </w:r>
-      <w:proofErr w:type="spellEnd"/>
-      <w:r>
-        <w:rPr>
-          <w:lang w:val="es-ES"/>
-        </w:rPr>
-        <w:t xml:space="preserve"> el cielo e la tierra enante que lo </w:t>
-      </w:r>
-      <w:proofErr w:type="spellStart"/>
-      <w:r>
-        <w:rPr>
+          <w:rFonts w:ascii="Brill" w:hAnsi="Brill"/>
+          <w:lang w:val="es-ES"/>
+        </w:rPr>
+        <w:t xml:space="preserve"> a fazer el cielo e la tierra enante que lo </w:t>
+      </w:r>
+      <w:proofErr w:type="spellStart"/>
+      <w:r>
+        <w:rPr>
+          <w:rFonts w:ascii="Brill" w:hAnsi="Brill"/>
           <w:lang w:val="es-ES"/>
         </w:rPr>
         <w:t>feziese</w:t>
@@ -86,41 +82,15 @@
       <w:proofErr w:type="spellEnd"/>
       <w:r>
         <w:rPr>
-          <w:lang w:val="es-ES"/>
-        </w:rPr>
-        <w:t xml:space="preserve"> a do </w:t>
-      </w:r>
-      <w:proofErr w:type="spellStart"/>
-      <w:r>
-        <w:rPr>
-          <w:lang w:val="es-ES"/>
-        </w:rPr>
-        <w:t>estava</w:t>
-      </w:r>
-      <w:proofErr w:type="spellEnd"/>
-      <w:r>
-        <w:rPr>
-          <w:lang w:val="es-ES"/>
-        </w:rPr>
-        <w:t xml:space="preserve"> el ca pues el cielo e la luna non eran </w:t>
-      </w:r>
-      <w:proofErr w:type="spellStart"/>
-      <w:r>
-        <w:rPr>
-          <w:lang w:val="es-ES"/>
-        </w:rPr>
-        <w:t>fechos</w:t>
-      </w:r>
-      <w:proofErr w:type="spellEnd"/>
-      <w:r>
-        <w:rPr>
-          <w:lang w:val="es-ES"/>
-        </w:rPr>
-        <w:t xml:space="preserve"> non se en </w:t>
-      </w:r>
-      <w:proofErr w:type="spellStart"/>
-      <w:r>
-        <w:rPr>
+          <w:rFonts w:ascii="Brill" w:hAnsi="Brill"/>
+          <w:lang w:val="es-ES"/>
+        </w:rPr>
+        <w:t xml:space="preserve"> a do estava el ca pues el cielo e la luna non eran fechos non se en </w:t>
+      </w:r>
+      <w:proofErr w:type="spellStart"/>
+      <w:r>
+        <w:rPr>
+          <w:rFonts w:ascii="Brill" w:hAnsi="Brill"/>
           <w:lang w:val="es-ES"/>
         </w:rPr>
         <w:t>qual</w:t>
@@ -128,6 +98,7 @@
       <w:proofErr w:type="spellEnd"/>
       <w:r>
         <w:rPr>
+          <w:rFonts w:ascii="Brill" w:hAnsi="Brill"/>
           <w:lang w:val="es-ES"/>
         </w:rPr>
         <w:t xml:space="preserve"> lugar </w:t>
@@ -135,6 +106,7 @@
       <w:proofErr w:type="spellStart"/>
       <w:r>
         <w:rPr>
+          <w:rFonts w:ascii="Brill" w:hAnsi="Brill"/>
           <w:lang w:val="es-ES"/>
         </w:rPr>
         <w:t>podiese</w:t>
@@ -142,6 +114,7 @@
       <w:proofErr w:type="spellEnd"/>
       <w:r>
         <w:rPr>
+          <w:rFonts w:ascii="Brill" w:hAnsi="Brill"/>
           <w:lang w:val="es-ES"/>
         </w:rPr>
         <w:t xml:space="preserve"> estar </w:t>
@@ -149,6 +122,7 @@
       <w:proofErr w:type="spellStart"/>
       <w:r>
         <w:rPr>
+          <w:rFonts w:ascii="Brill" w:hAnsi="Brill"/>
           <w:lang w:val="es-ES"/>
         </w:rPr>
         <w:t>respondio</w:t>
@@ -156,6 +130,7 @@
       <w:proofErr w:type="spellEnd"/>
       <w:r>
         <w:rPr>
+          <w:rFonts w:ascii="Brill" w:hAnsi="Brill"/>
           <w:lang w:val="es-ES"/>
         </w:rPr>
         <w:t xml:space="preserve"> el maestro buena demanda </w:t>
@@ -163,6 +138,7 @@
       <w:proofErr w:type="spellStart"/>
       <w:r>
         <w:rPr>
+          <w:rFonts w:ascii="Brill" w:hAnsi="Brill"/>
           <w:lang w:val="es-ES"/>
         </w:rPr>
         <w:t>fezieste</w:t>
@@ -170,55 +146,15 @@
       <w:proofErr w:type="spellEnd"/>
       <w:r>
         <w:rPr>
-          <w:lang w:val="es-ES"/>
-        </w:rPr>
-        <w:t xml:space="preserve"> e muy grande e muy alta e quiero te responder a ella </w:t>
-      </w:r>
-      <w:proofErr w:type="spellStart"/>
-      <w:r>
-        <w:rPr>
-          <w:lang w:val="es-ES"/>
-        </w:rPr>
-        <w:t>verdat</w:t>
-      </w:r>
-      <w:proofErr w:type="spellEnd"/>
-      <w:r>
-        <w:rPr>
-          <w:lang w:val="es-ES"/>
-        </w:rPr>
-        <w:t xml:space="preserve"> es que dios lo fizo e el non </w:t>
-      </w:r>
-      <w:proofErr w:type="spellStart"/>
-      <w:r>
-        <w:rPr>
-          <w:lang w:val="es-ES"/>
-        </w:rPr>
-        <w:t>estava</w:t>
-      </w:r>
-      <w:proofErr w:type="spellEnd"/>
-      <w:r>
-        <w:rPr>
-          <w:lang w:val="es-ES"/>
-        </w:rPr>
-        <w:t xml:space="preserve"> en nada mas todo </w:t>
-      </w:r>
-      <w:proofErr w:type="spellStart"/>
-      <w:r>
-        <w:rPr>
-          <w:lang w:val="es-ES"/>
-        </w:rPr>
-        <w:t>estava</w:t>
-      </w:r>
-      <w:proofErr w:type="spellEnd"/>
-      <w:r>
-        <w:rPr>
-          <w:lang w:val="es-ES"/>
-        </w:rPr>
-        <w:t xml:space="preserve"> en el </w:t>
-      </w:r>
-      <w:proofErr w:type="spellStart"/>
-      <w:r>
-        <w:rPr>
+          <w:rFonts w:ascii="Brill" w:hAnsi="Brill"/>
+          <w:lang w:val="es-ES"/>
+        </w:rPr>
+        <w:t xml:space="preserve"> e muy grande e muy alta e quiero te responder a ella verdat es que dios lo fizo e el non estava en nada mas todo estava en el </w:t>
+      </w:r>
+      <w:proofErr w:type="spellStart"/>
+      <w:r>
+        <w:rPr>
+          <w:rFonts w:ascii="Brill" w:hAnsi="Brill"/>
           <w:lang w:val="es-ES"/>
         </w:rPr>
         <w:t>e</w:t>
@@ -226,6 +162,7 @@
       <w:proofErr w:type="spellEnd"/>
       <w:r>
         <w:rPr>
+          <w:rFonts w:ascii="Brill" w:hAnsi="Brill"/>
           <w:lang w:val="es-ES"/>
         </w:rPr>
         <w:t xml:space="preserve"> por esta </w:t>
@@ -233,6 +170,7 @@
       <w:proofErr w:type="spellStart"/>
       <w:r>
         <w:rPr>
+          <w:rFonts w:ascii="Brill" w:hAnsi="Brill"/>
           <w:lang w:val="es-ES"/>
         </w:rPr>
         <w:t>razon</w:t>
@@ -240,6 +178,7 @@
       <w:proofErr w:type="spellEnd"/>
       <w:r>
         <w:rPr>
+          <w:rFonts w:ascii="Brill" w:hAnsi="Brill"/>
           <w:lang w:val="es-ES"/>
         </w:rPr>
         <w:t xml:space="preserve"> es dios ca si dios non se </w:t>
@@ -247,6 +186,7 @@
       <w:proofErr w:type="spellStart"/>
       <w:r>
         <w:rPr>
+          <w:rFonts w:ascii="Brill" w:hAnsi="Brill"/>
           <w:lang w:val="es-ES"/>
         </w:rPr>
         <w:t>toviese</w:t>
@@ -254,6 +194,7 @@
       <w:proofErr w:type="spellEnd"/>
       <w:r>
         <w:rPr>
+          <w:rFonts w:ascii="Brill" w:hAnsi="Brill"/>
           <w:lang w:val="es-ES"/>
         </w:rPr>
         <w:t xml:space="preserve"> si non en el lugar que </w:t>
@@ -261,6 +202,7 @@
       <w:proofErr w:type="spellStart"/>
       <w:r>
         <w:rPr>
+          <w:rFonts w:ascii="Brill" w:hAnsi="Brill"/>
           <w:lang w:val="es-ES"/>
         </w:rPr>
         <w:t>podiese</w:t>
@@ -268,6 +210,7 @@
       <w:proofErr w:type="spellEnd"/>
       <w:r>
         <w:rPr>
+          <w:rFonts w:ascii="Brill" w:hAnsi="Brill"/>
           <w:lang w:val="es-ES"/>
         </w:rPr>
         <w:t xml:space="preserve"> estar firme luego </w:t>
@@ -275,6 +218,7 @@
       <w:proofErr w:type="spellStart"/>
       <w:r>
         <w:rPr>
+          <w:rFonts w:ascii="Brill" w:hAnsi="Brill"/>
           <w:lang w:val="es-ES"/>
         </w:rPr>
         <w:t>seria</w:t>
@@ -282,6 +226,7 @@
       <w:proofErr w:type="spellEnd"/>
       <w:r>
         <w:rPr>
+          <w:rFonts w:ascii="Brill" w:hAnsi="Brill"/>
           <w:lang w:val="es-ES"/>
         </w:rPr>
         <w:t xml:space="preserve"> el dios menguado ca bien </w:t>
@@ -289,6 +234,7 @@
       <w:proofErr w:type="spellStart"/>
       <w:r>
         <w:rPr>
+          <w:rFonts w:ascii="Brill" w:hAnsi="Brill"/>
           <w:lang w:val="es-ES"/>
         </w:rPr>
         <w:t>asi</w:t>
@@ -296,27 +242,15 @@
       <w:proofErr w:type="spellEnd"/>
       <w:r>
         <w:rPr>
-          <w:lang w:val="es-ES"/>
-        </w:rPr>
-        <w:t xml:space="preserve"> como otro </w:t>
-      </w:r>
-      <w:proofErr w:type="spellStart"/>
-      <w:r>
-        <w:rPr>
-          <w:lang w:val="es-ES"/>
-        </w:rPr>
-        <w:t>ombre</w:t>
-      </w:r>
-      <w:proofErr w:type="spellEnd"/>
-      <w:r>
-        <w:rPr>
-          <w:lang w:val="es-ES"/>
-        </w:rPr>
-        <w:t xml:space="preserve"> terrenal non </w:t>
-      </w:r>
-      <w:proofErr w:type="spellStart"/>
-      <w:r>
-        <w:rPr>
+          <w:rFonts w:ascii="Brill" w:hAnsi="Brill"/>
+          <w:lang w:val="es-ES"/>
+        </w:rPr>
+        <w:t xml:space="preserve"> como otro ombre terrenal non </w:t>
+      </w:r>
+      <w:proofErr w:type="spellStart"/>
+      <w:r>
+        <w:rPr>
+          <w:rFonts w:ascii="Brill" w:hAnsi="Brill"/>
           <w:lang w:val="es-ES"/>
         </w:rPr>
         <w:t>averia</w:t>
@@ -324,20 +258,97 @@
       <w:proofErr w:type="spellEnd"/>
       <w:r>
         <w:rPr>
-          <w:lang w:val="es-ES"/>
-        </w:rPr>
-        <w:t xml:space="preserve"> el mayor poder que otro </w:t>
-      </w:r>
-      <w:proofErr w:type="spellStart"/>
-      <w:r>
-        <w:rPr>
-          <w:lang w:val="es-ES"/>
-        </w:rPr>
-        <w:t>ombre</w:t>
-      </w:r>
-      <w:proofErr w:type="spellEnd"/>
-      <w:r>
-        <w:rPr>
+          <w:rFonts w:ascii="Brill" w:hAnsi="Brill"/>
+          <w:lang w:val="es-ES"/>
+        </w:rPr>
+        <w:t xml:space="preserve"> el mayor poder que otro ombre </w:t>
+      </w:r>
+      <w:proofErr w:type="spellStart"/>
+      <w:r>
+        <w:rPr>
+          <w:rFonts w:ascii="Brill" w:hAnsi="Brill"/>
+          <w:lang w:val="es-ES"/>
+        </w:rPr>
+        <w:t>mas</w:t>
+      </w:r>
+      <w:proofErr w:type="spellEnd"/>
+      <w:r>
+        <w:rPr>
+          <w:rFonts w:ascii="Brill" w:hAnsi="Brill"/>
+          <w:lang w:val="es-ES"/>
+        </w:rPr>
+        <w:t xml:space="preserve"> el estava en todo e la su obra que el fizo en el </w:t>
+      </w:r>
+      <w:proofErr w:type="spellStart"/>
+      <w:r>
+        <w:rPr>
+          <w:rFonts w:ascii="Brill" w:hAnsi="Brill"/>
+          <w:lang w:val="es-ES"/>
+        </w:rPr>
+        <w:t>como</w:t>
+      </w:r>
+      <w:proofErr w:type="spellEnd"/>
+      <w:r>
+        <w:rPr>
+          <w:rFonts w:ascii="Brill" w:hAnsi="Brill"/>
+          <w:lang w:val="es-ES"/>
+        </w:rPr>
+        <w:t xml:space="preserve"> quien sabia aquello que </w:t>
+      </w:r>
+      <w:proofErr w:type="spellStart"/>
+      <w:r>
+        <w:rPr>
+          <w:rFonts w:ascii="Brill" w:hAnsi="Brill"/>
+          <w:lang w:val="es-ES"/>
+        </w:rPr>
+        <w:t>avia</w:t>
+      </w:r>
+      <w:proofErr w:type="spellEnd"/>
+      <w:r>
+        <w:rPr>
+          <w:rFonts w:ascii="Brill" w:hAnsi="Brill"/>
+          <w:lang w:val="es-ES"/>
+        </w:rPr>
+        <w:t xml:space="preserve"> de fazer e por eso dixo san Juan </w:t>
+      </w:r>
+      <w:proofErr w:type="spellStart"/>
+      <w:r>
+        <w:rPr>
+          <w:rFonts w:ascii="Brill" w:hAnsi="Brill"/>
+          <w:lang w:val="es-ES"/>
+        </w:rPr>
+        <w:t>apostolo</w:t>
+      </w:r>
+      <w:proofErr w:type="spellEnd"/>
+      <w:r>
+        <w:rPr>
+          <w:rFonts w:ascii="Brill" w:hAnsi="Brill"/>
+          <w:lang w:val="es-ES"/>
+        </w:rPr>
+        <w:t xml:space="preserve"> e evangelista </w:t>
+      </w:r>
+      <w:r>
+        <w:rPr>
+          <w:rFonts w:ascii="Brill" w:hAnsi="Brill"/>
+          <w:color w:val="E97132" w:themeColor="accent2"/>
+          <w:lang w:val="es-ES"/>
+        </w:rPr>
+        <w:t xml:space="preserve">Omnia per </w:t>
+      </w:r>
+      <w:proofErr w:type="spellStart"/>
+      <w:r>
+        <w:rPr>
+          <w:rFonts w:ascii="Brill" w:hAnsi="Brill"/>
+          <w:color w:val="E97132" w:themeColor="accent2"/>
+          <w:lang w:val="es-ES"/>
+        </w:rPr>
+        <w:t>ipsum</w:t>
+      </w:r>
+      <w:proofErr w:type="spellEnd"/>
+      <w:r>
+        <w:rPr>
+          <w:rFonts w:ascii="Brill" w:hAnsi="Brill"/>
+          <w:color w:val="E97132" w:themeColor="accent2"/>
           <w:lang w:val="es-ES"/>
         </w:rPr>
         <w:t xml:space="preserve"> </w:t>
@@ -345,200 +356,73 @@
       <w:proofErr w:type="spellStart"/>
       <w:r>
         <w:rPr>
-          <w:lang w:val="es-ES"/>
-        </w:rPr>
-        <w:t>mas</w:t>
-      </w:r>
-      <w:proofErr w:type="spellEnd"/>
-      <w:r>
-        <w:rPr>
-          <w:lang w:val="es-ES"/>
-        </w:rPr>
-        <w:t xml:space="preserve"> el </w:t>
-      </w:r>
-      <w:proofErr w:type="spellStart"/>
-      <w:r>
-        <w:rPr>
-          <w:lang w:val="es-ES"/>
-        </w:rPr>
-        <w:t>estava</w:t>
-      </w:r>
-      <w:proofErr w:type="spellEnd"/>
-      <w:r>
-        <w:rPr>
-          <w:lang w:val="es-ES"/>
-        </w:rPr>
-        <w:t xml:space="preserve"> en todo e la su obra que el fizo en el </w:t>
-      </w:r>
-      <w:proofErr w:type="spellStart"/>
-      <w:r>
-        <w:rPr>
-          <w:lang w:val="es-ES"/>
-        </w:rPr>
-        <w:t>como</w:t>
-      </w:r>
-      <w:proofErr w:type="spellEnd"/>
-      <w:r>
-        <w:rPr>
-          <w:lang w:val="es-ES"/>
-        </w:rPr>
-        <w:t xml:space="preserve"> quien sabia aquello que </w:t>
-      </w:r>
-      <w:proofErr w:type="spellStart"/>
-      <w:r>
-        <w:rPr>
-          <w:lang w:val="es-ES"/>
-        </w:rPr>
-        <w:t>avia</w:t>
-      </w:r>
-      <w:proofErr w:type="spellEnd"/>
-      <w:r>
-        <w:rPr>
-          <w:lang w:val="es-ES"/>
-        </w:rPr>
-        <w:t xml:space="preserve"> de </w:t>
-      </w:r>
-      <w:proofErr w:type="spellStart"/>
-      <w:r>
-        <w:rPr>
-          <w:lang w:val="es-ES"/>
-        </w:rPr>
-        <w:t>fazer</w:t>
-      </w:r>
-      <w:proofErr w:type="spellEnd"/>
-      <w:r>
-        <w:rPr>
-          <w:lang w:val="es-ES"/>
-        </w:rPr>
-        <w:t xml:space="preserve"> e por eso </w:t>
-      </w:r>
-      <w:proofErr w:type="spellStart"/>
-      <w:r>
-        <w:rPr>
-          <w:lang w:val="es-ES"/>
-        </w:rPr>
-        <w:t>dixo</w:t>
-      </w:r>
-      <w:proofErr w:type="spellEnd"/>
-      <w:r>
-        <w:rPr>
-          <w:lang w:val="es-ES"/>
-        </w:rPr>
-        <w:t xml:space="preserve"> san Juan </w:t>
-      </w:r>
-      <w:proofErr w:type="spellStart"/>
-      <w:r>
-        <w:rPr>
-          <w:lang w:val="es-ES"/>
-        </w:rPr>
-        <w:t>apostolo</w:t>
-      </w:r>
-      <w:proofErr w:type="spellEnd"/>
-      <w:r>
-        <w:rPr>
-          <w:lang w:val="es-ES"/>
-        </w:rPr>
-        <w:t xml:space="preserve"> e evangelista </w:t>
-      </w:r>
-      <w:r>
-        <w:rPr>
+          <w:rFonts w:ascii="Brill" w:hAnsi="Brill"/>
           <w:color w:val="E97132" w:themeColor="accent2"/>
           <w:lang w:val="es-ES"/>
         </w:rPr>
-        <w:t xml:space="preserve">Omnia per </w:t>
-      </w:r>
-      <w:proofErr w:type="spellStart"/>
-      <w:r>
-        <w:rPr>
+        <w:t>facta</w:t>
+      </w:r>
+      <w:proofErr w:type="spellEnd"/>
+      <w:r>
+        <w:rPr>
+          <w:rFonts w:ascii="Brill" w:hAnsi="Brill"/>
           <w:color w:val="E97132" w:themeColor="accent2"/>
           <w:lang w:val="es-ES"/>
         </w:rPr>
-        <w:t>ipsum</w:t>
-      </w:r>
-      <w:proofErr w:type="spellEnd"/>
-      <w:r>
-        <w:rPr>
+        <w:t xml:space="preserve"> sunt et sine ipso </w:t>
+      </w:r>
+      <w:proofErr w:type="spellStart"/>
+      <w:r>
+        <w:rPr>
+          <w:rFonts w:ascii="Brill" w:hAnsi="Brill"/>
           <w:color w:val="E97132" w:themeColor="accent2"/>
           <w:lang w:val="es-ES"/>
         </w:rPr>
+        <w:t>factum</w:t>
+      </w:r>
+      <w:proofErr w:type="spellEnd"/>
+      <w:r>
+        <w:rPr>
+          <w:rFonts w:ascii="Brill" w:hAnsi="Brill"/>
+          <w:color w:val="E97132" w:themeColor="accent2"/>
+          <w:lang w:val="es-ES"/>
+        </w:rPr>
         <w:t xml:space="preserve"> </w:t>
       </w:r>
       <w:proofErr w:type="spellStart"/>
       <w:r>
         <w:rPr>
+          <w:rFonts w:ascii="Brill" w:hAnsi="Brill"/>
           <w:color w:val="E97132" w:themeColor="accent2"/>
           <w:lang w:val="es-ES"/>
         </w:rPr>
-        <w:t>facta</w:t>
-      </w:r>
-      <w:proofErr w:type="spellEnd"/>
-      <w:r>
-        <w:rPr>
+        <w:t>est</w:t>
+      </w:r>
+      <w:proofErr w:type="spellEnd"/>
+      <w:r>
+        <w:rPr>
+          <w:rFonts w:ascii="Brill" w:hAnsi="Brill"/>
           <w:color w:val="E97132" w:themeColor="accent2"/>
           <w:lang w:val="es-ES"/>
         </w:rPr>
-        <w:t xml:space="preserve"> sunt et sine ipso </w:t>
-      </w:r>
-      <w:proofErr w:type="spellStart"/>
-      <w:r>
-        <w:rPr>
+        <w:t xml:space="preserve"> </w:t>
+      </w:r>
+      <w:proofErr w:type="spellStart"/>
+      <w:r>
+        <w:rPr>
+          <w:rFonts w:ascii="Brill" w:hAnsi="Brill"/>
           <w:color w:val="E97132" w:themeColor="accent2"/>
           <w:lang w:val="es-ES"/>
         </w:rPr>
-        <w:t>factum</w:t>
-      </w:r>
-      <w:proofErr w:type="spellEnd"/>
-      <w:r>
-        <w:rPr>
-          <w:color w:val="E97132" w:themeColor="accent2"/>
-          <w:lang w:val="es-ES"/>
-        </w:rPr>
-        <w:t xml:space="preserve"> </w:t>
-      </w:r>
-      <w:proofErr w:type="spellStart"/>
-      <w:r>
-        <w:rPr>
-          <w:color w:val="E97132" w:themeColor="accent2"/>
-          <w:lang w:val="es-ES"/>
-        </w:rPr>
-        <w:t>est</w:t>
-      </w:r>
-      <w:proofErr w:type="spellEnd"/>
-      <w:r>
-        <w:rPr>
-          <w:color w:val="E97132" w:themeColor="accent2"/>
-          <w:lang w:val="es-ES"/>
-        </w:rPr>
-        <w:t xml:space="preserve"> </w:t>
-      </w:r>
-      <w:proofErr w:type="spellStart"/>
-      <w:r>
-        <w:rPr>
-          <w:color w:val="E97132" w:themeColor="accent2"/>
-          <w:lang w:val="es-ES"/>
-        </w:rPr>
         <w:t>nichil</w:t>
       </w:r>
       <w:proofErr w:type="spellEnd"/>
       <w:r>
         <w:rPr>
-          <w:lang w:val="es-ES"/>
-        </w:rPr>
-        <w:t xml:space="preserve"> que quiere </w:t>
-      </w:r>
-      <w:proofErr w:type="spellStart"/>
-      <w:r>
-        <w:rPr>
-          <w:lang w:val="es-ES"/>
-        </w:rPr>
-        <w:t>dezir</w:t>
-      </w:r>
-      <w:proofErr w:type="spellEnd"/>
-      <w:r>
-        <w:rPr>
-          <w:lang w:val="es-ES"/>
-        </w:rPr>
-        <w:t xml:space="preserve"> todas las cosas son fechas por el e sin el non puede ser fecho nada</w:t>
+          <w:rFonts w:ascii="Brill" w:hAnsi="Brill"/>
+          <w:lang w:val="es-ES"/>
+        </w:rPr>
+        <w:t xml:space="preserve"> que quiere dezir todas las cosas son fechas por el e sin el non puede ser fecho nada</w:t>
       </w:r>
     </w:p>
     <w:sectPr>
@@ -552,7 +436,7 @@
 </file>
 
 <file path=word/styles.xml><?xml version="1.0" encoding="utf-8"?>
-<w:styles xmlns:mc="http://schemas.openxmlformats.org/markup-compatibility/2006" xmlns:r="http://schemas.openxmlformats.org/officeDocument/2006/relationships" xmlns:w="http://schemas.openxmlformats.org/wordprocessingml/2006/main" xmlns:w14="http://schemas.microsoft.com/office/word/2010/wordml" xmlns:w15="http://schemas.microsoft.com/office/word/2012/wordml" xmlns:w16cex="http://schemas.microsoft.com/office/word/2018/wordml/cex" xmlns:w16cid="http://schemas.microsoft.com/office/word/2016/wordml/cid" xmlns:w16="http://schemas.microsoft.com/office/word/2018/wordml" xmlns:w16sdtdh="http://schemas.microsoft.com/office/word/2020/wordml/sdtdatahash" xmlns:w16se="http://schemas.microsoft.com/office/word/2015/wordml/symex" mc:Ignorable="w14 w15 w16se w16cid w16 w16cex w16sdtdh">
+<w:styles xmlns:mc="http://schemas.openxmlformats.org/markup-compatibility/2006" xmlns:r="http://schemas.openxmlformats.org/officeDocument/2006/relationships" xmlns:w="http://schemas.openxmlformats.org/wordprocessingml/2006/main" xmlns:w14="http://schemas.microsoft.com/office/word/2010/wordml" xmlns:w15="http://schemas.microsoft.com/office/word/2012/wordml" xmlns:w16cex="http://schemas.microsoft.com/office/word/2018/wordml/cex" xmlns:w16cid="http://schemas.microsoft.com/office/word/2016/wordml/cid" xmlns:w16="http://schemas.microsoft.com/office/word/2018/wordml" xmlns:w16du="http://schemas.microsoft.com/office/word/2023/wordml/word16du" xmlns:w16sdtdh="http://schemas.microsoft.com/office/word/2020/wordml/sdtdatahash" xmlns:w16sdtfl="http://schemas.microsoft.com/office/word/2024/wordml/sdtformatlock" xmlns:w16se="http://schemas.microsoft.com/office/word/2015/wordml/symex" mc:Ignorable="w14 w15 w16se w16cid w16 w16cex w16sdtdh w16sdtfl w16du">
   <w:docDefaults>
     <w:rPrDefault>
       <w:rPr>
